--- a/Exercise Solutions/Chapter 3/Solution_Ch3.docx
+++ b/Exercise Solutions/Chapter 3/Solution_Ch3.docx
@@ -4,41 +4,16 @@
   <w:body>
     <w:p>
       <w:pPr>
-        <w:spacing w:before="100" w:beforeAutospacing="1" w:after="100" w:afterAutospacing="1" w:line="300" w:lineRule="atLeast"/>
-        <w:outlineLvl w:val="1"/>
-        <w:rPr>
-          <w:rFonts w:ascii="Segoe UI" w:eastAsia="Times New Roman" w:hAnsi="Segoe UI" w:cs="Segoe UI"/>
-          <w:b/>
-          <w:bCs/>
-          <w:kern w:val="0"/>
-          <w:sz w:val="36"/>
-          <w:szCs w:val="36"/>
-          <w14:ligatures w14:val="none"/>
-        </w:rPr>
-      </w:pPr>
-      <w:r>
-        <w:rPr>
-          <w:rFonts w:ascii="Segoe UI" w:eastAsia="Times New Roman" w:hAnsi="Segoe UI" w:cs="Segoe UI"/>
-          <w:b/>
-          <w:bCs/>
-          <w:kern w:val="0"/>
-          <w:sz w:val="36"/>
-          <w:szCs w:val="36"/>
-          <w14:ligatures w14:val="none"/>
-        </w:rPr>
-        <w:t>Solutions</w:t>
-      </w:r>
-      <w:r>
-        <w:rPr>
-          <w:rFonts w:ascii="Segoe UI" w:eastAsia="Times New Roman" w:hAnsi="Segoe UI" w:cs="Segoe UI"/>
-          <w:b/>
-          <w:bCs/>
-          <w:kern w:val="0"/>
-          <w:sz w:val="36"/>
-          <w:szCs w:val="36"/>
-          <w14:ligatures w14:val="none"/>
-        </w:rPr>
-        <w:t xml:space="preserve"> (Chapter 3)</w:t>
+        <w:pStyle w:val="Title"/>
+      </w:pPr>
+      <w:r>
+        <w:t xml:space="preserve">Solutions to Chapter </w:t>
+      </w:r>
+      <w:r>
+        <w:t>3</w:t>
+      </w:r>
+      <w:r>
+        <w:t xml:space="preserve"> Exercises: </w:t>
       </w:r>
     </w:p>
     <w:p>
@@ -1029,7 +1004,6 @@
           <w:szCs w:val="21"/>
           <w14:ligatures w14:val="none"/>
         </w:rPr>
-        <w:lastRenderedPageBreak/>
         <w:t>Duplicate timestamps → remove or average together.</w:t>
       </w:r>
     </w:p>
@@ -1104,6 +1078,7 @@
           <w:szCs w:val="21"/>
           <w14:ligatures w14:val="none"/>
         </w:rPr>
+        <w:lastRenderedPageBreak/>
         <w:t>Impact:</w:t>
       </w:r>
     </w:p>
@@ -1757,7 +1732,6 @@
           <w:szCs w:val="21"/>
           <w14:ligatures w14:val="none"/>
         </w:rPr>
-        <w:lastRenderedPageBreak/>
         <w:t xml:space="preserve">Some coefficients → driven to exactly </w:t>
       </w:r>
       <w:r>
